--- a/ai_strategy/CRM_ERP_INTEGRATION_RESEARCH.docx
+++ b/ai_strategy/CRM_ERP_INTEGRATION_RESEARCH.docx
@@ -14464,7 +14464,14 @@
     <w:bookmarkEnd w:id="130"/>
     <w:bookmarkEnd w:id="131"/>
     <w:bookmarkEnd w:id="132"/>
-    <w:sectPr/>
+    <w:sectPr>
+      <w:pgBorders w:offsetFrom="page">
+        <w:top w:val="single" w:sz="18" w:space="24" w:color="00BFFF"/>
+        <w:left w:val="single" w:sz="18" w:space="24" w:color="0099CC"/>
+        <w:bottom w:val="single" w:sz="18" w:space="24" w:color="F5A623"/>
+        <w:right w:val="single" w:sz="18" w:space="24" w:color="E08A00"/>
+      </w:pgBorders>
+    </w:sectPr>
   </w:body>
 </w:document>
 </file>

--- a/ai_strategy/CRM_ERP_INTEGRATION_RESEARCH.docx
+++ b/ai_strategy/CRM_ERP_INTEGRATION_RESEARCH.docx
@@ -58,111 +58,39 @@
         <w:spacing w:after="0"/>
       </w:pPr>
     </w:p>
-    <w:bookmarkStart w:id="132" w:name="X5486d7d1da8ac91c7fc33e30671cb6f59e15ce9"/>
-    <w:p>
-      <w:pPr>
-        <w:pStyle w:val="Heading1"/>
-        <w:rPr>
-          <w:color w:val="0099CC"/>
-        </w:rPr>
-        <w:pBdr>
-          <w:bottom w:val="single" w:sz="18" w:space="2" w:color="F5A623"/>
-        </w:pBdr>
-      </w:pPr>
-      <w:r>
-        <w:rPr>
-          <w:b/>
-          <w:color w:val="0099CC"/>
-          <w:sz w:val="44"/>
-        </w:rPr>
+    <w:p>
+      <w:pPr>
+        <w:pStyle w:val="FirstParagraph"/>
+      </w:pPr>
+      <w:r>
+        <w:t xml:space="preserve">🔗</w:t>
+      </w:r>
+    </w:p>
+    <w:p>
+      <w:pPr>
+        <w:pStyle w:val="BodyText"/>
+      </w:pPr>
+      <w:r>
         <w:t xml:space="preserve">CRM &amp; ERP Integration Research for PECH Group Holdings Ltd</w:t>
       </w:r>
     </w:p>
     <w:p>
       <w:pPr>
-        <w:pStyle w:val="BlockText"/>
-        <w:pBdr>
-          <w:left w:val="single" w:sz="24" w:space="6" w:color="F5A623"/>
-        </w:pBdr>
-        <w:shd w:fill="FFF8E1" w:val="clear"/>
-      </w:pPr>
-      <w:r>
-        <w:rPr>
-          <w:bCs/>
-          <w:b/>
-        </w:rPr>
-        <w:t xml:space="preserve">Research Date:</w:t>
-      </w:r>
-      <w:r>
-        <w:t xml:space="preserve"> </w:t>
-      </w:r>
-      <w:r>
-        <w:t xml:space="preserve">March 10, 2026</w:t>
-      </w:r>
-      <w:r>
-        <w:t xml:space="preserve"> </w:t>
-      </w:r>
-      <w:r>
-        <w:rPr>
-          <w:iCs/>
-          <w:i/>
-        </w:rPr>
-        <w:t xml:space="preserve">(auto-generated — regenerate with</w:t>
-      </w:r>
-      <w:r>
-        <w:rPr>
-          <w:iCs/>
-          <w:i/>
-        </w:rPr>
-        <w:t xml:space="preserve"> </w:t>
-      </w:r>
-      <w:r>
-        <w:rPr>
-          <w:rStyle w:val="VerbatimChar"/>
-          <w:iCs/>
-          <w:i/>
-        </w:rPr>
-        <w:t xml:space="preserve">/industry-research CRM Nigeria</w:t>
-      </w:r>
-      <w:r>
-        <w:rPr>
-          <w:iCs/>
-          <w:i/>
-        </w:rPr>
-        <w:t xml:space="preserve">)</w:t>
-      </w:r>
-      <w:r>
-        <w:t xml:space="preserve"> </w:t>
-      </w:r>
-      <w:r>
-        <w:rPr>
-          <w:bCs/>
-          <w:b/>
-        </w:rPr>
-        <w:t xml:space="preserve">Prepared for:</w:t>
-      </w:r>
-      <w:r>
-        <w:t xml:space="preserve"> </w:t>
-      </w:r>
-      <w:r>
-        <w:t xml:space="preserve">PECH Group Holdings Ltd, Lagos, Nigeria</w:t>
-      </w:r>
-      <w:r>
-        <w:t xml:space="preserve"> </w:t>
-      </w:r>
-      <w:r>
-        <w:rPr>
-          <w:bCs/>
-          <w:b/>
-        </w:rPr>
-        <w:t xml:space="preserve">Scope:</w:t>
-      </w:r>
-      <w:r>
-        <w:t xml:space="preserve"> </w:t>
-      </w:r>
-      <w:r>
-        <w:t xml:space="preserve">CRM fundamentals, ERP integration, open-source options, Africa-specific considerations</w:t>
-      </w:r>
+        <w:pStyle w:val="BodyText"/>
+      </w:pPr>
+      <w:r>
+        <w:t xml:space="preserve">Table of Contents</w:t>
+      </w:r>
+    </w:p>
+    <w:p>
+      <w:pPr>
+        <w:pStyle w:val="BodyText"/>
+      </w:pPr>
+    </w:p>
+    <w:p>
+      <w:pPr>
+        <w:pStyle w:val="BodyText"/>
+      </w:pPr>
     </w:p>
     <w:p>
       <w:r>
@@ -19585,15 +19513,7 @@
     </w:p>
     <w:bookmarkEnd w:id="130"/>
     <w:bookmarkEnd w:id="131"/>
-    <w:bookmarkEnd w:id="132"/>
-    <w:sectPr>
-      <w:pgBorders w:offsetFrom="page">
-        <w:top w:val="single" w:sz="18" w:space="24" w:color="00BFFF"/>
-        <w:left w:val="single" w:sz="18" w:space="24" w:color="0099CC"/>
-        <w:bottom w:val="single" w:sz="18" w:space="24" w:color="F5A623"/>
-        <w:right w:val="single" w:sz="18" w:space="24" w:color="E08A00"/>
-      </w:pgBorders>
-    </w:sectPr>
+    <w:sectPr/>
     <w:p>
       <w:pPr>
         <w:pBdr>
